--- a/lab3/Примеры.docx
+++ b/lab3/Примеры.docx
@@ -4,6 +4,573 @@
   <w:body>
     <w:p>
       <w:pPr>
+        <w:spacing w:after="3" w:line="259" w:lineRule="auto"/>
+        <w:ind w:left="10" w:right="27" w:hanging="10"/>
+        <w:jc w:val="center"/>
+        <w:rPr>
+          <w:sz w:val="28"/>
+          <w:szCs w:val="28"/>
+          <w:lang w:val="ru-RU"/>
+        </w:rPr>
+      </w:pPr>
+      <w:r>
+        <w:rPr>
+          <w:sz w:val="28"/>
+          <w:szCs w:val="28"/>
+          <w:lang w:val="ru-RU"/>
+        </w:rPr>
+        <w:t>БГУИР</w:t>
+      </w:r>
+    </w:p>
+    <w:p>
+      <w:pPr>
+        <w:spacing w:after="3" w:line="259" w:lineRule="auto"/>
+        <w:ind w:left="0" w:right="27" w:firstLine="0"/>
+        <w:jc w:val="center"/>
+        <w:rPr>
+          <w:sz w:val="28"/>
+          <w:szCs w:val="28"/>
+          <w:lang w:val="ru-RU"/>
+        </w:rPr>
+      </w:pPr>
+      <w:r>
+        <w:rPr>
+          <w:sz w:val="28"/>
+          <w:szCs w:val="28"/>
+          <w:lang w:val="ru-RU"/>
+        </w:rPr>
+        <w:t xml:space="preserve">Кафедра </w:t>
+      </w:r>
+      <w:r>
+        <w:rPr>
+          <w:sz w:val="28"/>
+          <w:szCs w:val="28"/>
+          <w:lang w:val="ru-RU"/>
+        </w:rPr>
+        <w:t>ПОИТ</w:t>
+      </w:r>
+    </w:p>
+    <w:p>
+      <w:pPr>
+        <w:rPr>
+          <w:sz w:val="28"/>
+          <w:szCs w:val="28"/>
+          <w:lang w:val="ru-RU"/>
+        </w:rPr>
+      </w:pPr>
+    </w:p>
+    <w:p>
+      <w:pPr>
+        <w:rPr>
+          <w:sz w:val="28"/>
+          <w:szCs w:val="28"/>
+          <w:lang w:val="ru-RU"/>
+        </w:rPr>
+      </w:pPr>
+    </w:p>
+    <w:p>
+      <w:pPr>
+        <w:rPr>
+          <w:sz w:val="28"/>
+          <w:szCs w:val="28"/>
+          <w:lang w:val="ru-RU"/>
+        </w:rPr>
+      </w:pPr>
+    </w:p>
+    <w:p>
+      <w:pPr>
+        <w:rPr>
+          <w:sz w:val="28"/>
+          <w:szCs w:val="28"/>
+          <w:lang w:val="ru-RU"/>
+        </w:rPr>
+      </w:pPr>
+    </w:p>
+    <w:p>
+      <w:pPr>
+        <w:rPr>
+          <w:sz w:val="28"/>
+          <w:szCs w:val="28"/>
+          <w:lang w:val="ru-RU"/>
+        </w:rPr>
+      </w:pPr>
+    </w:p>
+    <w:p>
+      <w:pPr>
+        <w:rPr>
+          <w:sz w:val="28"/>
+          <w:szCs w:val="28"/>
+          <w:lang w:val="ru-RU"/>
+        </w:rPr>
+      </w:pPr>
+    </w:p>
+    <w:p>
+      <w:pPr>
+        <w:rPr>
+          <w:sz w:val="28"/>
+          <w:szCs w:val="28"/>
+          <w:lang w:val="ru-RU"/>
+        </w:rPr>
+      </w:pPr>
+    </w:p>
+    <w:p>
+      <w:pPr>
+        <w:rPr>
+          <w:sz w:val="28"/>
+          <w:szCs w:val="28"/>
+          <w:lang w:val="ru-RU"/>
+        </w:rPr>
+      </w:pPr>
+    </w:p>
+    <w:p>
+      <w:pPr>
+        <w:rPr>
+          <w:sz w:val="28"/>
+          <w:szCs w:val="28"/>
+          <w:lang w:val="ru-RU"/>
+        </w:rPr>
+      </w:pPr>
+    </w:p>
+    <w:p>
+      <w:pPr>
+        <w:ind w:left="0" w:firstLine="0"/>
+        <w:jc w:val="center"/>
+        <w:rPr>
+          <w:sz w:val="28"/>
+          <w:szCs w:val="28"/>
+          <w:lang w:val="ru-RU"/>
+        </w:rPr>
+      </w:pPr>
+      <w:r>
+        <w:rPr>
+          <w:sz w:val="28"/>
+          <w:szCs w:val="28"/>
+          <w:lang w:val="ru-RU"/>
+        </w:rPr>
+        <w:t>Теория информации</w:t>
+      </w:r>
+    </w:p>
+    <w:p>
+      <w:pPr>
+        <w:rPr>
+          <w:sz w:val="28"/>
+          <w:szCs w:val="28"/>
+          <w:lang w:val="ru-RU"/>
+        </w:rPr>
+      </w:pPr>
+    </w:p>
+    <w:p>
+      <w:pPr>
+        <w:spacing w:after="0" w:line="259" w:lineRule="auto"/>
+        <w:ind w:left="10" w:right="33" w:hanging="10"/>
+        <w:jc w:val="center"/>
+        <w:rPr>
+          <w:sz w:val="28"/>
+          <w:szCs w:val="28"/>
+          <w:lang w:val="ru-RU"/>
+        </w:rPr>
+      </w:pPr>
+      <w:r>
+        <w:rPr>
+          <w:sz w:val="28"/>
+          <w:szCs w:val="28"/>
+          <w:lang w:val="ru-RU"/>
+        </w:rPr>
+        <w:t>Отчёт по лабораторной работе №</w:t>
+      </w:r>
+      <w:r>
+        <w:rPr>
+          <w:sz w:val="28"/>
+          <w:szCs w:val="28"/>
+          <w:lang w:val="ru-RU"/>
+        </w:rPr>
+        <w:t>3</w:t>
+      </w:r>
+    </w:p>
+    <w:p>
+      <w:pPr>
+        <w:spacing w:after="0" w:line="259" w:lineRule="auto"/>
+        <w:ind w:left="10" w:right="33" w:hanging="10"/>
+        <w:jc w:val="center"/>
+        <w:rPr>
+          <w:sz w:val="28"/>
+          <w:szCs w:val="28"/>
+          <w:lang w:val="ru-RU"/>
+        </w:rPr>
+      </w:pPr>
+    </w:p>
+    <w:p>
+      <w:pPr>
+        <w:spacing w:after="34" w:line="259" w:lineRule="auto"/>
+        <w:ind w:left="81" w:firstLine="0"/>
+        <w:jc w:val="center"/>
+        <w:rPr>
+          <w:sz w:val="28"/>
+          <w:szCs w:val="28"/>
+          <w:lang w:val="ru-RU"/>
+        </w:rPr>
+      </w:pPr>
+      <w:r>
+        <w:rPr>
+          <w:sz w:val="28"/>
+          <w:szCs w:val="28"/>
+          <w:lang w:val="ru-RU"/>
+        </w:rPr>
+        <w:t>КРИПТОГРАФИЧЕСКИЕ СИСТЕМЫ С ОТКРЫТЫМ КЛЮЧОМ</w:t>
+      </w:r>
+    </w:p>
+    <w:p>
+      <w:pPr>
+        <w:spacing w:after="34" w:line="259" w:lineRule="auto"/>
+        <w:ind w:left="81" w:firstLine="0"/>
+        <w:jc w:val="center"/>
+        <w:rPr>
+          <w:sz w:val="28"/>
+          <w:szCs w:val="28"/>
+          <w:lang w:val="ru-RU"/>
+        </w:rPr>
+      </w:pPr>
+      <w:r>
+        <w:rPr>
+          <w:sz w:val="28"/>
+          <w:szCs w:val="28"/>
+          <w:lang w:val="ru-RU"/>
+        </w:rPr>
+        <w:t>Вариант 2</w:t>
+      </w:r>
+    </w:p>
+    <w:p>
+      <w:pPr>
+        <w:rPr>
+          <w:sz w:val="28"/>
+          <w:szCs w:val="28"/>
+          <w:lang w:val="ru-RU"/>
+        </w:rPr>
+      </w:pPr>
+    </w:p>
+    <w:p>
+      <w:pPr>
+        <w:rPr>
+          <w:sz w:val="28"/>
+          <w:szCs w:val="28"/>
+          <w:lang w:val="ru-RU"/>
+        </w:rPr>
+      </w:pPr>
+    </w:p>
+    <w:p>
+      <w:pPr>
+        <w:ind w:left="0" w:firstLine="0"/>
+        <w:rPr>
+          <w:sz w:val="28"/>
+          <w:szCs w:val="28"/>
+          <w:lang w:val="ru-RU"/>
+        </w:rPr>
+      </w:pPr>
+    </w:p>
+    <w:p>
+      <w:pPr>
+        <w:rPr>
+          <w:sz w:val="28"/>
+          <w:szCs w:val="28"/>
+          <w:lang w:val="ru-RU"/>
+        </w:rPr>
+      </w:pPr>
+    </w:p>
+    <w:p>
+      <w:pPr>
+        <w:rPr>
+          <w:sz w:val="28"/>
+          <w:szCs w:val="28"/>
+          <w:lang w:val="ru-RU"/>
+        </w:rPr>
+      </w:pPr>
+    </w:p>
+    <w:p>
+      <w:pPr>
+        <w:rPr>
+          <w:sz w:val="28"/>
+          <w:szCs w:val="28"/>
+          <w:lang w:val="ru-RU"/>
+        </w:rPr>
+      </w:pPr>
+    </w:p>
+    <w:p>
+      <w:pPr>
+        <w:rPr>
+          <w:sz w:val="28"/>
+          <w:szCs w:val="28"/>
+          <w:lang w:val="ru-RU"/>
+        </w:rPr>
+      </w:pPr>
+    </w:p>
+    <w:p>
+      <w:pPr>
+        <w:rPr>
+          <w:sz w:val="28"/>
+          <w:szCs w:val="28"/>
+          <w:lang w:val="ru-RU"/>
+        </w:rPr>
+      </w:pPr>
+    </w:p>
+    <w:p>
+      <w:pPr>
+        <w:rPr>
+          <w:sz w:val="28"/>
+          <w:szCs w:val="28"/>
+          <w:lang w:val="ru-RU"/>
+        </w:rPr>
+      </w:pPr>
+    </w:p>
+    <w:p>
+      <w:pPr>
+        <w:ind w:left="3600"/>
+        <w:jc w:val="left"/>
+        <w:rPr>
+          <w:sz w:val="28"/>
+          <w:szCs w:val="28"/>
+          <w:lang w:val="ru-RU"/>
+        </w:rPr>
+      </w:pPr>
+    </w:p>
+    <w:p>
+      <w:pPr>
+        <w:ind w:left="5772"/>
+        <w:jc w:val="left"/>
+        <w:rPr>
+          <w:sz w:val="28"/>
+          <w:szCs w:val="28"/>
+          <w:lang w:val="ru-RU"/>
+        </w:rPr>
+      </w:pPr>
+      <w:r>
+        <w:rPr>
+          <w:sz w:val="28"/>
+          <w:szCs w:val="28"/>
+          <w:lang w:val="ru-RU"/>
+        </w:rPr>
+        <w:t>Выполнил:</w:t>
+      </w:r>
+    </w:p>
+    <w:p>
+      <w:pPr>
+        <w:ind w:left="5772"/>
+        <w:jc w:val="left"/>
+        <w:rPr>
+          <w:sz w:val="28"/>
+          <w:szCs w:val="28"/>
+          <w:lang w:val="ru-RU"/>
+        </w:rPr>
+      </w:pPr>
+      <w:r>
+        <w:rPr>
+          <w:sz w:val="28"/>
+          <w:szCs w:val="28"/>
+          <w:lang w:val="ru-RU"/>
+        </w:rPr>
+        <w:t xml:space="preserve">Студент </w:t>
+      </w:r>
+      <w:r>
+        <w:rPr>
+          <w:sz w:val="28"/>
+          <w:szCs w:val="28"/>
+          <w:lang w:val="ru-RU"/>
+        </w:rPr>
+        <w:t>2</w:t>
+      </w:r>
+      <w:r>
+        <w:rPr>
+          <w:sz w:val="28"/>
+          <w:szCs w:val="28"/>
+          <w:lang w:val="ru-RU"/>
+        </w:rPr>
+        <w:t xml:space="preserve"> курса</w:t>
+      </w:r>
+    </w:p>
+    <w:p>
+      <w:pPr>
+        <w:ind w:left="5772"/>
+        <w:jc w:val="left"/>
+        <w:rPr>
+          <w:sz w:val="28"/>
+          <w:szCs w:val="28"/>
+          <w:lang w:val="ru-RU"/>
+        </w:rPr>
+      </w:pPr>
+      <w:r>
+        <w:rPr>
+          <w:sz w:val="28"/>
+          <w:szCs w:val="28"/>
+          <w:lang w:val="ru-RU"/>
+        </w:rPr>
+        <w:t>ФКСИС, 451001</w:t>
+      </w:r>
+    </w:p>
+    <w:p>
+      <w:pPr>
+        <w:ind w:left="5772"/>
+        <w:jc w:val="left"/>
+        <w:rPr>
+          <w:sz w:val="28"/>
+          <w:szCs w:val="28"/>
+          <w:lang w:val="ru-RU"/>
+        </w:rPr>
+      </w:pPr>
+      <w:r>
+        <w:rPr>
+          <w:sz w:val="28"/>
+          <w:szCs w:val="28"/>
+          <w:lang w:val="ru-RU"/>
+        </w:rPr>
+        <w:t>Шимко В. К.</w:t>
+      </w:r>
+      <w:r>
+        <w:rPr>
+          <w:sz w:val="28"/>
+          <w:szCs w:val="28"/>
+          <w:lang w:val="ru-RU"/>
+        </w:rPr>
+        <w:t>,</w:t>
+      </w:r>
+    </w:p>
+    <w:p>
+      <w:pPr>
+        <w:ind w:left="5772"/>
+        <w:jc w:val="left"/>
+        <w:rPr>
+          <w:sz w:val="28"/>
+          <w:szCs w:val="28"/>
+          <w:lang w:val="ru-RU"/>
+        </w:rPr>
+      </w:pPr>
+      <w:r>
+        <w:rPr>
+          <w:sz w:val="28"/>
+          <w:szCs w:val="28"/>
+          <w:lang w:val="ru-RU"/>
+        </w:rPr>
+        <w:t>Проверил:</w:t>
+      </w:r>
+    </w:p>
+    <w:p>
+      <w:pPr>
+        <w:ind w:left="5772"/>
+        <w:jc w:val="left"/>
+        <w:rPr>
+          <w:sz w:val="28"/>
+          <w:szCs w:val="28"/>
+          <w:lang w:val="ru-RU"/>
+        </w:rPr>
+      </w:pPr>
+      <w:proofErr w:type="spellStart"/>
+      <w:r>
+        <w:rPr>
+          <w:sz w:val="28"/>
+          <w:szCs w:val="28"/>
+          <w:lang w:val="ru-RU"/>
+        </w:rPr>
+        <w:t>Болтак</w:t>
+      </w:r>
+      <w:proofErr w:type="spellEnd"/>
+      <w:r>
+        <w:rPr>
+          <w:sz w:val="28"/>
+          <w:szCs w:val="28"/>
+          <w:lang w:val="ru-RU"/>
+        </w:rPr>
+        <w:t xml:space="preserve"> С. В</w:t>
+      </w:r>
+      <w:r>
+        <w:rPr>
+          <w:sz w:val="28"/>
+          <w:szCs w:val="28"/>
+          <w:lang w:val="ru-RU"/>
+        </w:rPr>
+        <w:t>.</w:t>
+      </w:r>
+    </w:p>
+    <w:p>
+      <w:pPr>
+        <w:ind w:left="2880"/>
+        <w:jc w:val="left"/>
+        <w:rPr>
+          <w:sz w:val="28"/>
+          <w:szCs w:val="28"/>
+          <w:lang w:val="ru-RU"/>
+        </w:rPr>
+      </w:pPr>
+    </w:p>
+    <w:p>
+      <w:pPr>
+        <w:ind w:left="2880"/>
+        <w:jc w:val="left"/>
+        <w:rPr>
+          <w:sz w:val="28"/>
+          <w:szCs w:val="28"/>
+          <w:lang w:val="ru-RU"/>
+        </w:rPr>
+      </w:pPr>
+    </w:p>
+    <w:p>
+      <w:pPr>
+        <w:ind w:left="2880"/>
+        <w:jc w:val="left"/>
+        <w:rPr>
+          <w:sz w:val="28"/>
+          <w:szCs w:val="28"/>
+          <w:lang w:val="ru-RU"/>
+        </w:rPr>
+      </w:pPr>
+    </w:p>
+    <w:p>
+      <w:pPr>
+        <w:ind w:left="2880"/>
+        <w:jc w:val="left"/>
+        <w:rPr>
+          <w:sz w:val="28"/>
+          <w:szCs w:val="28"/>
+          <w:lang w:val="ru-RU"/>
+        </w:rPr>
+      </w:pPr>
+    </w:p>
+    <w:p>
+      <w:pPr>
+        <w:ind w:left="2880"/>
+        <w:jc w:val="left"/>
+        <w:rPr>
+          <w:sz w:val="28"/>
+          <w:szCs w:val="28"/>
+          <w:lang w:val="ru-RU"/>
+        </w:rPr>
+      </w:pPr>
+    </w:p>
+    <w:p>
+      <w:pPr>
+        <w:ind w:left="2880"/>
+        <w:rPr>
+          <w:sz w:val="28"/>
+          <w:szCs w:val="28"/>
+          <w:lang w:val="ru-RU"/>
+        </w:rPr>
+      </w:pPr>
+      <w:r>
+        <w:rPr>
+          <w:sz w:val="28"/>
+          <w:szCs w:val="28"/>
+          <w:lang w:val="ru-RU"/>
+        </w:rPr>
+        <w:t xml:space="preserve"> Минск 202</w:t>
+      </w:r>
+      <w:r>
+        <w:rPr>
+          <w:sz w:val="28"/>
+          <w:szCs w:val="28"/>
+          <w:lang w:val="ru-RU"/>
+        </w:rPr>
+        <w:t>6</w:t>
+      </w:r>
+    </w:p>
+    <w:p>
+      <w:pPr>
         <w:spacing w:after="160" w:line="278" w:lineRule="auto"/>
         <w:ind w:left="0" w:firstLine="0"/>
         <w:jc w:val="center"/>
@@ -23,6 +590,7 @@
           <w:szCs w:val="28"/>
           <w:lang w:val="ru-RU"/>
         </w:rPr>
+        <w:lastRenderedPageBreak/>
         <w:t>Примеры алгоритмов</w:t>
       </w:r>
     </w:p>
@@ -2143,6 +2711,7 @@
           <w:bCs/>
           <w:sz w:val="28"/>
           <w:szCs w:val="28"/>
+          <w:lang w:val="ru-RU"/>
         </w:rPr>
         <w:t>31</w:t>
       </w:r>
@@ -2293,6 +2862,7 @@
           <w:bCs/>
           <w:sz w:val="28"/>
           <w:szCs w:val="28"/>
+          <w:lang w:val="ru-RU"/>
         </w:rPr>
       </w:pPr>
       <w:r>
@@ -2657,6 +3227,7 @@
           <w:bCs/>
           <w:sz w:val="28"/>
           <w:szCs w:val="28"/>
+          <w:lang w:val="ru-RU"/>
         </w:rPr>
       </w:pPr>
       <w:r>
@@ -2664,6 +3235,7 @@
           <w:bCs/>
           <w:sz w:val="28"/>
           <w:szCs w:val="28"/>
+          <w:lang w:val="ru-RU"/>
         </w:rPr>
         <w:t>3</w:t>
       </w:r>
@@ -2673,6 +3245,7 @@
           <w:sz w:val="28"/>
           <w:szCs w:val="28"/>
           <w:vertAlign w:val="superscript"/>
+          <w:lang w:val="ru-RU"/>
         </w:rPr>
         <w:t>19</w:t>
       </w:r>
@@ -2681,6 +3254,7 @@
           <w:bCs/>
           <w:sz w:val="28"/>
           <w:szCs w:val="28"/>
+          <w:lang w:val="ru-RU"/>
         </w:rPr>
         <w:t xml:space="preserve"> </w:t>
       </w:r>
@@ -2697,6 +3271,7 @@
           <w:bCs/>
           <w:sz w:val="28"/>
           <w:szCs w:val="28"/>
+          <w:lang w:val="ru-RU"/>
         </w:rPr>
         <w:t xml:space="preserve"> 31 = 12</w:t>
       </w:r>
@@ -2948,7 +3523,6 @@
         <w:t>(</w:t>
       </w:r>
       <w:proofErr w:type="spellStart"/>
-      <w:proofErr w:type="gramStart"/>
       <w:r>
         <w:rPr>
           <w:b/>
@@ -2966,9 +3540,8 @@
           <w:sz w:val="28"/>
           <w:szCs w:val="28"/>
         </w:rPr>
-        <w:t xml:space="preserve">),   </w:t>
-      </w:r>
-      <w:proofErr w:type="gramEnd"/>
+        <w:t>),   a = 612,  b = 34</w:t>
+      </w:r>
       <w:r>
         <w:rPr>
           <w:b/>
@@ -2976,9 +3549,8 @@
           <w:sz w:val="28"/>
           <w:szCs w:val="28"/>
         </w:rPr>
-        <w:t xml:space="preserve">a = </w:t>
-      </w:r>
-      <w:proofErr w:type="gramStart"/>
+        <w:t>1</w:t>
+      </w:r>
       <w:r>
         <w:rPr>
           <w:b/>
@@ -2986,9 +3558,9 @@
           <w:sz w:val="28"/>
           <w:szCs w:val="28"/>
         </w:rPr>
-        <w:t>612,  b</w:t>
-      </w:r>
-      <w:proofErr w:type="gramEnd"/>
+        <w:t>, (</w:t>
+      </w:r>
+      <w:proofErr w:type="spellStart"/>
       <w:r>
         <w:rPr>
           <w:b/>
@@ -2996,39 +3568,9 @@
           <w:sz w:val="28"/>
           <w:szCs w:val="28"/>
         </w:rPr>
-        <w:t xml:space="preserve"> = 34</w:t>
-      </w:r>
-      <w:r>
-        <w:rPr>
-          <w:b/>
-          <w:bCs/>
-          <w:sz w:val="28"/>
-          <w:szCs w:val="28"/>
-        </w:rPr>
-        <w:t>1</w:t>
-      </w:r>
-      <w:r>
-        <w:rPr>
-          <w:b/>
-          <w:bCs/>
-          <w:sz w:val="28"/>
-          <w:szCs w:val="28"/>
-        </w:rPr>
-        <w:t>, (</w:t>
-      </w:r>
-      <w:proofErr w:type="spellStart"/>
-      <w:proofErr w:type="gramStart"/>
-      <w:r>
-        <w:rPr>
-          <w:b/>
-          <w:bCs/>
-          <w:sz w:val="28"/>
-          <w:szCs w:val="28"/>
-        </w:rPr>
         <w:t>a,b</w:t>
       </w:r>
       <w:proofErr w:type="spellEnd"/>
-      <w:proofErr w:type="gramEnd"/>
       <w:r>
         <w:rPr>
           <w:b/>
@@ -6083,9 +6625,8 @@
           <w:szCs w:val="28"/>
           <w:lang w:val="ru-RU"/>
         </w:rPr>
-        <w:t>-</w:t>
-      </w:r>
-      <w:proofErr w:type="gramStart"/>
+        <w:t>-271</w:t>
+      </w:r>
       <w:r>
         <w:rPr>
           <w:b/>
@@ -6094,7 +6635,7 @@
           <w:szCs w:val="28"/>
           <w:lang w:val="ru-RU"/>
         </w:rPr>
-        <w:t>271</w:t>
+        <w:t xml:space="preserve">  </w:t>
       </w:r>
       <w:r>
         <w:rPr>
@@ -6102,20 +6643,9 @@
           <w:bCs/>
           <w:sz w:val="28"/>
           <w:szCs w:val="28"/>
-          <w:lang w:val="ru-RU"/>
-        </w:rPr>
-        <w:t xml:space="preserve">  </w:t>
-      </w:r>
-      <w:r>
-        <w:rPr>
-          <w:b/>
-          <w:bCs/>
-          <w:sz w:val="28"/>
-          <w:szCs w:val="28"/>
         </w:rPr>
         <w:t>y</w:t>
       </w:r>
-      <w:proofErr w:type="gramEnd"/>
       <w:r>
         <w:rPr>
           <w:b/>
@@ -7211,6 +7741,7 @@
         <w:ilvl w:val="1"/>
       </w:numPr>
       <w:spacing w:after="160" w:line="278" w:lineRule="auto"/>
+      <w:ind w:left="708" w:firstLine="710"/>
       <w:jc w:val="left"/>
     </w:pPr>
     <w:rPr>
